--- a/docs/SRS_Team1_SAMS.docx
+++ b/docs/SRS_Team1_SAMS.docx
@@ -37,7 +37,7 @@
       </w:pPr>
       <w:r>
         <w:br/>
-        <w:t>Version 1.0</w:t>
+        <w:t>Version 1.1</w:t>
         <w:br/>
         <w:br/>
         <w:t>Prepared by Team 1</w:t>
@@ -220,7 +220,7 @@
         <w:jc w:val="center"/>
       </w:pPr>
       <w:r>
-        <w:t>Date: 03-10-2026</w:t>
+        <w:t>Date: 29-10-2026</w:t>
       </w:r>
     </w:p>
     <w:p>
@@ -619,6 +619,64 @@
           </w:p>
         </w:tc>
       </w:tr>
+      <w:tr>
+        <w:tc>
+          <w:tcPr>
+            <w:tcW w:type="dxa" w:w="2268"/>
+          </w:tcPr>
+          <w:p>
+            <w:r>
+              <w:rPr>
+                <w:b w:val="0"/>
+                <w:sz w:val="20"/>
+              </w:rPr>
+              <w:t>Team 1</w:t>
+            </w:r>
+          </w:p>
+        </w:tc>
+        <w:tc>
+          <w:tcPr>
+            <w:tcW w:type="dxa" w:w="1701"/>
+          </w:tcPr>
+          <w:p>
+            <w:r>
+              <w:rPr>
+                <w:b w:val="0"/>
+                <w:sz w:val="20"/>
+              </w:rPr>
+              <w:t>29-10-2026</w:t>
+            </w:r>
+          </w:p>
+        </w:tc>
+        <w:tc>
+          <w:tcPr>
+            <w:tcW w:type="dxa" w:w="3402"/>
+          </w:tcPr>
+          <w:p>
+            <w:r>
+              <w:rPr>
+                <w:b w:val="0"/>
+                <w:sz w:val="20"/>
+              </w:rPr>
+              <w:t>Filled traceability matrix after implementation</w:t>
+            </w:r>
+          </w:p>
+        </w:tc>
+        <w:tc>
+          <w:tcPr>
+            <w:tcW w:type="dxa" w:w="1134"/>
+          </w:tcPr>
+          <w:p>
+            <w:r>
+              <w:rPr>
+                <w:b w:val="0"/>
+                <w:sz w:val="20"/>
+              </w:rPr>
+              <w:t>1.1</w:t>
+            </w:r>
+          </w:p>
+        </w:tc>
+      </w:tr>
     </w:tbl>
     <w:p/>
     <w:p>
@@ -5964,19 +6022,19 @@
         </w:tblBorders>
       </w:tblPr>
       <w:tblGrid>
-        <w:gridCol w:w="680"/>
+        <w:gridCol w:w="510"/>
+        <w:gridCol w:w="850"/>
+        <w:gridCol w:w="2324"/>
+        <w:gridCol w:w="1247"/>
         <w:gridCol w:w="907"/>
-        <w:gridCol w:w="3288"/>
-        <w:gridCol w:w="907"/>
-        <w:gridCol w:w="794"/>
-        <w:gridCol w:w="907"/>
-        <w:gridCol w:w="794"/>
+        <w:gridCol w:w="1474"/>
+        <w:gridCol w:w="1474"/>
         <w:gridCol w:w="794"/>
       </w:tblGrid>
       <w:tr>
         <w:tc>
           <w:tcPr>
-            <w:tcW w:type="dxa" w:w="680"/>
+            <w:tcW w:type="dxa" w:w="510"/>
           </w:tcPr>
           <w:p>
             <w:r>
@@ -5990,7 +6048,7 @@
         </w:tc>
         <w:tc>
           <w:tcPr>
-            <w:tcW w:type="dxa" w:w="907"/>
+            <w:tcW w:type="dxa" w:w="850"/>
           </w:tcPr>
           <w:p>
             <w:r>
@@ -6004,7 +6062,7 @@
         </w:tc>
         <w:tc>
           <w:tcPr>
-            <w:tcW w:type="dxa" w:w="3288"/>
+            <w:tcW w:type="dxa" w:w="2324"/>
           </w:tcPr>
           <w:p>
             <w:r>
@@ -6018,7 +6076,7 @@
         </w:tc>
         <w:tc>
           <w:tcPr>
-            <w:tcW w:type="dxa" w:w="907"/>
+            <w:tcW w:type="dxa" w:w="1247"/>
           </w:tcPr>
           <w:p>
             <w:r>
@@ -6032,7 +6090,7 @@
         </w:tc>
         <w:tc>
           <w:tcPr>
-            <w:tcW w:type="dxa" w:w="794"/>
+            <w:tcW w:type="dxa" w:w="907"/>
           </w:tcPr>
           <w:p>
             <w:r>
@@ -6046,7 +6104,7 @@
         </w:tc>
         <w:tc>
           <w:tcPr>
-            <w:tcW w:type="dxa" w:w="907"/>
+            <w:tcW w:type="dxa" w:w="1474"/>
           </w:tcPr>
           <w:p>
             <w:r>
@@ -6060,7 +6118,7 @@
         </w:tc>
         <w:tc>
           <w:tcPr>
-            <w:tcW w:type="dxa" w:w="794"/>
+            <w:tcW w:type="dxa" w:w="1474"/>
           </w:tcPr>
           <w:p>
             <w:r>
@@ -6090,7 +6148,7 @@
       <w:tr>
         <w:tc>
           <w:tcPr>
-            <w:tcW w:type="dxa" w:w="680"/>
+            <w:tcW w:type="dxa" w:w="510"/>
           </w:tcPr>
           <w:p>
             <w:r>
@@ -6104,6 +6162,48 @@
         </w:tc>
         <w:tc>
           <w:tcPr>
+            <w:tcW w:type="dxa" w:w="850"/>
+          </w:tcPr>
+          <w:p>
+            <w:r>
+              <w:rPr>
+                <w:b w:val="0"/>
+                <w:sz w:val="17"/>
+              </w:rPr>
+              <w:t>REQ-1</w:t>
+            </w:r>
+          </w:p>
+        </w:tc>
+        <w:tc>
+          <w:tcPr>
+            <w:tcW w:type="dxa" w:w="2324"/>
+          </w:tcPr>
+          <w:p>
+            <w:r>
+              <w:rPr>
+                <w:b w:val="0"/>
+                <w:sz w:val="17"/>
+              </w:rPr>
+              <w:t>allow Admin, Faculty and Students to login using thier ID and password</w:t>
+            </w:r>
+          </w:p>
+        </w:tc>
+        <w:tc>
+          <w:tcPr>
+            <w:tcW w:type="dxa" w:w="1247"/>
+          </w:tcPr>
+          <w:p>
+            <w:r>
+              <w:rPr>
+                <w:b w:val="0"/>
+                <w:sz w:val="17"/>
+              </w:rPr>
+              <w:t>accounts</w:t>
+            </w:r>
+          </w:p>
+        </w:tc>
+        <w:tc>
+          <w:tcPr>
             <w:tcW w:type="dxa" w:w="907"/>
           </w:tcPr>
           <w:p>
@@ -6112,13 +6212,13 @@
                 <w:b w:val="0"/>
                 <w:sz w:val="17"/>
               </w:rPr>
-              <w:t>REQ-1</w:t>
-            </w:r>
-          </w:p>
-        </w:tc>
-        <w:tc>
-          <w:tcPr>
-            <w:tcW w:type="dxa" w:w="3288"/>
+              <w:t>SAD 4.1</w:t>
+            </w:r>
+          </w:p>
+        </w:tc>
+        <w:tc>
+          <w:tcPr>
+            <w:tcW w:type="dxa" w:w="1474"/>
           </w:tcPr>
           <w:p>
             <w:r>
@@ -6126,13 +6226,13 @@
                 <w:b w:val="0"/>
                 <w:sz w:val="17"/>
               </w:rPr>
-              <w:t>allow Admin, Faculty and Students to login using thier ID and password</w:t>
-            </w:r>
-          </w:p>
-        </w:tc>
-        <w:tc>
-          <w:tcPr>
-            <w:tcW w:type="dxa" w:w="907"/>
+              <w:t>accounts/views.py</w:t>
+            </w:r>
+          </w:p>
+        </w:tc>
+        <w:tc>
+          <w:tcPr>
+            <w:tcW w:type="dxa" w:w="1474"/>
           </w:tcPr>
           <w:p>
             <w:r>
@@ -6140,6 +6240,7 @@
                 <w:b w:val="0"/>
                 <w:sz w:val="17"/>
               </w:rPr>
+              <w:t>LoginTests</w:t>
             </w:r>
           </w:p>
         </w:tc>
@@ -6153,45 +6254,7 @@
                 <w:b w:val="0"/>
                 <w:sz w:val="17"/>
               </w:rPr>
-            </w:r>
-          </w:p>
-        </w:tc>
-        <w:tc>
-          <w:tcPr>
-            <w:tcW w:type="dxa" w:w="907"/>
-          </w:tcPr>
-          <w:p>
-            <w:r>
-              <w:rPr>
-                <w:b w:val="0"/>
-                <w:sz w:val="17"/>
-              </w:rPr>
-            </w:r>
-          </w:p>
-        </w:tc>
-        <w:tc>
-          <w:tcPr>
-            <w:tcW w:type="dxa" w:w="794"/>
-          </w:tcPr>
-          <w:p>
-            <w:r>
-              <w:rPr>
-                <w:b w:val="0"/>
-                <w:sz w:val="17"/>
-              </w:rPr>
-            </w:r>
-          </w:p>
-        </w:tc>
-        <w:tc>
-          <w:tcPr>
-            <w:tcW w:type="dxa" w:w="794"/>
-          </w:tcPr>
-          <w:p>
-            <w:r>
-              <w:rPr>
-                <w:b w:val="0"/>
-                <w:sz w:val="17"/>
-              </w:rPr>
+              <w:t>TC-01, 02</w:t>
             </w:r>
           </w:p>
         </w:tc>
@@ -6199,7 +6262,7 @@
       <w:tr>
         <w:tc>
           <w:tcPr>
-            <w:tcW w:type="dxa" w:w="680"/>
+            <w:tcW w:type="dxa" w:w="510"/>
           </w:tcPr>
           <w:p>
             <w:r>
@@ -6213,6 +6276,48 @@
         </w:tc>
         <w:tc>
           <w:tcPr>
+            <w:tcW w:type="dxa" w:w="850"/>
+          </w:tcPr>
+          <w:p>
+            <w:r>
+              <w:rPr>
+                <w:b w:val="0"/>
+                <w:sz w:val="17"/>
+              </w:rPr>
+              <w:t>REQ-2</w:t>
+            </w:r>
+          </w:p>
+        </w:tc>
+        <w:tc>
+          <w:tcPr>
+            <w:tcW w:type="dxa" w:w="2324"/>
+          </w:tcPr>
+          <w:p>
+            <w:r>
+              <w:rPr>
+                <w:b w:val="0"/>
+                <w:sz w:val="17"/>
+              </w:rPr>
+              <w:t>show a different dashboard for each role after login</w:t>
+            </w:r>
+          </w:p>
+        </w:tc>
+        <w:tc>
+          <w:tcPr>
+            <w:tcW w:type="dxa" w:w="1247"/>
+          </w:tcPr>
+          <w:p>
+            <w:r>
+              <w:rPr>
+                <w:b w:val="0"/>
+                <w:sz w:val="17"/>
+              </w:rPr>
+              <w:t>accounts</w:t>
+            </w:r>
+          </w:p>
+        </w:tc>
+        <w:tc>
+          <w:tcPr>
             <w:tcW w:type="dxa" w:w="907"/>
           </w:tcPr>
           <w:p>
@@ -6221,13 +6326,13 @@
                 <w:b w:val="0"/>
                 <w:sz w:val="17"/>
               </w:rPr>
-              <w:t>REQ-2</w:t>
-            </w:r>
-          </w:p>
-        </w:tc>
-        <w:tc>
-          <w:tcPr>
-            <w:tcW w:type="dxa" w:w="3288"/>
+              <w:t>SAD 3.9</w:t>
+            </w:r>
+          </w:p>
+        </w:tc>
+        <w:tc>
+          <w:tcPr>
+            <w:tcW w:type="dxa" w:w="1474"/>
           </w:tcPr>
           <w:p>
             <w:r>
@@ -6235,13 +6340,13 @@
                 <w:b w:val="0"/>
                 <w:sz w:val="17"/>
               </w:rPr>
-              <w:t>show a different dashboard for each role after login</w:t>
-            </w:r>
-          </w:p>
-        </w:tc>
-        <w:tc>
-          <w:tcPr>
-            <w:tcW w:type="dxa" w:w="907"/>
+              <w:t>accounts/decorators.py</w:t>
+            </w:r>
+          </w:p>
+        </w:tc>
+        <w:tc>
+          <w:tcPr>
+            <w:tcW w:type="dxa" w:w="1474"/>
           </w:tcPr>
           <w:p>
             <w:r>
@@ -6249,6 +6354,7 @@
                 <w:b w:val="0"/>
                 <w:sz w:val="17"/>
               </w:rPr>
+              <w:t>DashboardTests</w:t>
             </w:r>
           </w:p>
         </w:tc>
@@ -6262,45 +6368,7 @@
                 <w:b w:val="0"/>
                 <w:sz w:val="17"/>
               </w:rPr>
-            </w:r>
-          </w:p>
-        </w:tc>
-        <w:tc>
-          <w:tcPr>
-            <w:tcW w:type="dxa" w:w="907"/>
-          </w:tcPr>
-          <w:p>
-            <w:r>
-              <w:rPr>
-                <w:b w:val="0"/>
-                <w:sz w:val="17"/>
-              </w:rPr>
-            </w:r>
-          </w:p>
-        </w:tc>
-        <w:tc>
-          <w:tcPr>
-            <w:tcW w:type="dxa" w:w="794"/>
-          </w:tcPr>
-          <w:p>
-            <w:r>
-              <w:rPr>
-                <w:b w:val="0"/>
-                <w:sz w:val="17"/>
-              </w:rPr>
-            </w:r>
-          </w:p>
-        </w:tc>
-        <w:tc>
-          <w:tcPr>
-            <w:tcW w:type="dxa" w:w="794"/>
-          </w:tcPr>
-          <w:p>
-            <w:r>
-              <w:rPr>
-                <w:b w:val="0"/>
-                <w:sz w:val="17"/>
-              </w:rPr>
+              <w:t>TC-03</w:t>
             </w:r>
           </w:p>
         </w:tc>
@@ -6308,7 +6376,7 @@
       <w:tr>
         <w:tc>
           <w:tcPr>
-            <w:tcW w:type="dxa" w:w="680"/>
+            <w:tcW w:type="dxa" w:w="510"/>
           </w:tcPr>
           <w:p>
             <w:r>
@@ -6322,6 +6390,48 @@
         </w:tc>
         <w:tc>
           <w:tcPr>
+            <w:tcW w:type="dxa" w:w="850"/>
+          </w:tcPr>
+          <w:p>
+            <w:r>
+              <w:rPr>
+                <w:b w:val="0"/>
+                <w:sz w:val="17"/>
+              </w:rPr>
+              <w:t>REQ-3</w:t>
+            </w:r>
+          </w:p>
+        </w:tc>
+        <w:tc>
+          <w:tcPr>
+            <w:tcW w:type="dxa" w:w="2324"/>
+          </w:tcPr>
+          <w:p>
+            <w:r>
+              <w:rPr>
+                <w:b w:val="0"/>
+                <w:sz w:val="17"/>
+              </w:rPr>
+              <w:t>Admin can add, edit and delete student and faculty accounts</w:t>
+            </w:r>
+          </w:p>
+        </w:tc>
+        <w:tc>
+          <w:tcPr>
+            <w:tcW w:type="dxa" w:w="1247"/>
+          </w:tcPr>
+          <w:p>
+            <w:r>
+              <w:rPr>
+                <w:b w:val="0"/>
+                <w:sz w:val="17"/>
+              </w:rPr>
+              <w:t>accounts</w:t>
+            </w:r>
+          </w:p>
+        </w:tc>
+        <w:tc>
+          <w:tcPr>
             <w:tcW w:type="dxa" w:w="907"/>
           </w:tcPr>
           <w:p>
@@ -6330,13 +6440,13 @@
                 <w:b w:val="0"/>
                 <w:sz w:val="17"/>
               </w:rPr>
-              <w:t>REQ-3</w:t>
-            </w:r>
-          </w:p>
-        </w:tc>
-        <w:tc>
-          <w:tcPr>
-            <w:tcW w:type="dxa" w:w="3288"/>
+              <w:t>SAD 3.4</w:t>
+            </w:r>
+          </w:p>
+        </w:tc>
+        <w:tc>
+          <w:tcPr>
+            <w:tcW w:type="dxa" w:w="1474"/>
           </w:tcPr>
           <w:p>
             <w:r>
@@ -6344,13 +6454,13 @@
                 <w:b w:val="0"/>
                 <w:sz w:val="17"/>
               </w:rPr>
-              <w:t>Admin can add, edit and delete student and faculty accounts</w:t>
-            </w:r>
-          </w:p>
-        </w:tc>
-        <w:tc>
-          <w:tcPr>
-            <w:tcW w:type="dxa" w:w="907"/>
+              <w:t>accounts/admin.py</w:t>
+            </w:r>
+          </w:p>
+        </w:tc>
+        <w:tc>
+          <w:tcPr>
+            <w:tcW w:type="dxa" w:w="1474"/>
           </w:tcPr>
           <w:p>
             <w:r>
@@ -6358,6 +6468,7 @@
                 <w:b w:val="0"/>
                 <w:sz w:val="17"/>
               </w:rPr>
+              <w:t>-</w:t>
             </w:r>
           </w:p>
         </w:tc>
@@ -6371,45 +6482,7 @@
                 <w:b w:val="0"/>
                 <w:sz w:val="17"/>
               </w:rPr>
-            </w:r>
-          </w:p>
-        </w:tc>
-        <w:tc>
-          <w:tcPr>
-            <w:tcW w:type="dxa" w:w="907"/>
-          </w:tcPr>
-          <w:p>
-            <w:r>
-              <w:rPr>
-                <w:b w:val="0"/>
-                <w:sz w:val="17"/>
-              </w:rPr>
-            </w:r>
-          </w:p>
-        </w:tc>
-        <w:tc>
-          <w:tcPr>
-            <w:tcW w:type="dxa" w:w="794"/>
-          </w:tcPr>
-          <w:p>
-            <w:r>
-              <w:rPr>
-                <w:b w:val="0"/>
-                <w:sz w:val="17"/>
-              </w:rPr>
-            </w:r>
-          </w:p>
-        </w:tc>
-        <w:tc>
-          <w:tcPr>
-            <w:tcW w:type="dxa" w:w="794"/>
-          </w:tcPr>
-          <w:p>
-            <w:r>
-              <w:rPr>
-                <w:b w:val="0"/>
-                <w:sz w:val="17"/>
-              </w:rPr>
+              <w:t>TC-05</w:t>
             </w:r>
           </w:p>
         </w:tc>
@@ -6417,7 +6490,7 @@
       <w:tr>
         <w:tc>
           <w:tcPr>
-            <w:tcW w:type="dxa" w:w="680"/>
+            <w:tcW w:type="dxa" w:w="510"/>
           </w:tcPr>
           <w:p>
             <w:r>
@@ -6431,6 +6504,48 @@
         </w:tc>
         <w:tc>
           <w:tcPr>
+            <w:tcW w:type="dxa" w:w="850"/>
+          </w:tcPr>
+          <w:p>
+            <w:r>
+              <w:rPr>
+                <w:b w:val="0"/>
+                <w:sz w:val="17"/>
+              </w:rPr>
+              <w:t>REQ-4</w:t>
+            </w:r>
+          </w:p>
+        </w:tc>
+        <w:tc>
+          <w:tcPr>
+            <w:tcW w:type="dxa" w:w="2324"/>
+          </w:tcPr>
+          <w:p>
+            <w:r>
+              <w:rPr>
+                <w:b w:val="0"/>
+                <w:sz w:val="17"/>
+              </w:rPr>
+              <w:t>Admin can upload a list of students from an Excel file</w:t>
+            </w:r>
+          </w:p>
+        </w:tc>
+        <w:tc>
+          <w:tcPr>
+            <w:tcW w:type="dxa" w:w="1247"/>
+          </w:tcPr>
+          <w:p>
+            <w:r>
+              <w:rPr>
+                <w:b w:val="0"/>
+                <w:sz w:val="17"/>
+              </w:rPr>
+              <w:t>accounts</w:t>
+            </w:r>
+          </w:p>
+        </w:tc>
+        <w:tc>
+          <w:tcPr>
             <w:tcW w:type="dxa" w:w="907"/>
           </w:tcPr>
           <w:p>
@@ -6439,13 +6554,13 @@
                 <w:b w:val="0"/>
                 <w:sz w:val="17"/>
               </w:rPr>
-              <w:t>REQ-4</w:t>
-            </w:r>
-          </w:p>
-        </w:tc>
-        <w:tc>
-          <w:tcPr>
-            <w:tcW w:type="dxa" w:w="3288"/>
+              <w:t>SAD 4.3</w:t>
+            </w:r>
+          </w:p>
+        </w:tc>
+        <w:tc>
+          <w:tcPr>
+            <w:tcW w:type="dxa" w:w="1474"/>
           </w:tcPr>
           <w:p>
             <w:r>
@@ -6453,13 +6568,13 @@
                 <w:b w:val="0"/>
                 <w:sz w:val="17"/>
               </w:rPr>
-              <w:t>Admin can upload a list of students from an Excel file</w:t>
-            </w:r>
-          </w:p>
-        </w:tc>
-        <w:tc>
-          <w:tcPr>
-            <w:tcW w:type="dxa" w:w="907"/>
+              <w:t>accounts/importer.py</w:t>
+            </w:r>
+          </w:p>
+        </w:tc>
+        <w:tc>
+          <w:tcPr>
+            <w:tcW w:type="dxa" w:w="1474"/>
           </w:tcPr>
           <w:p>
             <w:r>
@@ -6467,6 +6582,7 @@
                 <w:b w:val="0"/>
                 <w:sz w:val="17"/>
               </w:rPr>
+              <w:t>StudentExcelUploadTests</w:t>
             </w:r>
           </w:p>
         </w:tc>
@@ -6480,45 +6596,7 @@
                 <w:b w:val="0"/>
                 <w:sz w:val="17"/>
               </w:rPr>
-            </w:r>
-          </w:p>
-        </w:tc>
-        <w:tc>
-          <w:tcPr>
-            <w:tcW w:type="dxa" w:w="907"/>
-          </w:tcPr>
-          <w:p>
-            <w:r>
-              <w:rPr>
-                <w:b w:val="0"/>
-                <w:sz w:val="17"/>
-              </w:rPr>
-            </w:r>
-          </w:p>
-        </w:tc>
-        <w:tc>
-          <w:tcPr>
-            <w:tcW w:type="dxa" w:w="794"/>
-          </w:tcPr>
-          <w:p>
-            <w:r>
-              <w:rPr>
-                <w:b w:val="0"/>
-                <w:sz w:val="17"/>
-              </w:rPr>
-            </w:r>
-          </w:p>
-        </w:tc>
-        <w:tc>
-          <w:tcPr>
-            <w:tcW w:type="dxa" w:w="794"/>
-          </w:tcPr>
-          <w:p>
-            <w:r>
-              <w:rPr>
-                <w:b w:val="0"/>
-                <w:sz w:val="17"/>
-              </w:rPr>
+              <w:t>TC-04</w:t>
             </w:r>
           </w:p>
         </w:tc>
@@ -6526,7 +6604,7 @@
       <w:tr>
         <w:tc>
           <w:tcPr>
-            <w:tcW w:type="dxa" w:w="680"/>
+            <w:tcW w:type="dxa" w:w="510"/>
           </w:tcPr>
           <w:p>
             <w:r>
@@ -6540,6 +6618,48 @@
         </w:tc>
         <w:tc>
           <w:tcPr>
+            <w:tcW w:type="dxa" w:w="850"/>
+          </w:tcPr>
+          <w:p>
+            <w:r>
+              <w:rPr>
+                <w:b w:val="0"/>
+                <w:sz w:val="17"/>
+              </w:rPr>
+              <w:t>REQ-5</w:t>
+            </w:r>
+          </w:p>
+        </w:tc>
+        <w:tc>
+          <w:tcPr>
+            <w:tcW w:type="dxa" w:w="2324"/>
+          </w:tcPr>
+          <w:p>
+            <w:r>
+              <w:rPr>
+                <w:b w:val="0"/>
+                <w:sz w:val="17"/>
+              </w:rPr>
+              <w:t>Admin can add subjects with subject code, name and semester</w:t>
+            </w:r>
+          </w:p>
+        </w:tc>
+        <w:tc>
+          <w:tcPr>
+            <w:tcW w:type="dxa" w:w="1247"/>
+          </w:tcPr>
+          <w:p>
+            <w:r>
+              <w:rPr>
+                <w:b w:val="0"/>
+                <w:sz w:val="17"/>
+              </w:rPr>
+              <w:t>academics</w:t>
+            </w:r>
+          </w:p>
+        </w:tc>
+        <w:tc>
+          <w:tcPr>
             <w:tcW w:type="dxa" w:w="907"/>
           </w:tcPr>
           <w:p>
@@ -6548,13 +6668,13 @@
                 <w:b w:val="0"/>
                 <w:sz w:val="17"/>
               </w:rPr>
-              <w:t>REQ-5</w:t>
-            </w:r>
-          </w:p>
-        </w:tc>
-        <w:tc>
-          <w:tcPr>
-            <w:tcW w:type="dxa" w:w="3288"/>
+              <w:t>SAD 3.6</w:t>
+            </w:r>
+          </w:p>
+        </w:tc>
+        <w:tc>
+          <w:tcPr>
+            <w:tcW w:type="dxa" w:w="1474"/>
           </w:tcPr>
           <w:p>
             <w:r>
@@ -6562,13 +6682,13 @@
                 <w:b w:val="0"/>
                 <w:sz w:val="17"/>
               </w:rPr>
-              <w:t>Admin can add subjects with subject code, name and semester</w:t>
-            </w:r>
-          </w:p>
-        </w:tc>
-        <w:tc>
-          <w:tcPr>
-            <w:tcW w:type="dxa" w:w="907"/>
+              <w:t>academics/admin.py</w:t>
+            </w:r>
+          </w:p>
+        </w:tc>
+        <w:tc>
+          <w:tcPr>
+            <w:tcW w:type="dxa" w:w="1474"/>
           </w:tcPr>
           <w:p>
             <w:r>
@@ -6576,6 +6696,7 @@
                 <w:b w:val="0"/>
                 <w:sz w:val="17"/>
               </w:rPr>
+              <w:t>AcademicsConstraintTests</w:t>
             </w:r>
           </w:p>
         </w:tc>
@@ -6589,45 +6710,7 @@
                 <w:b w:val="0"/>
                 <w:sz w:val="17"/>
               </w:rPr>
-            </w:r>
-          </w:p>
-        </w:tc>
-        <w:tc>
-          <w:tcPr>
-            <w:tcW w:type="dxa" w:w="907"/>
-          </w:tcPr>
-          <w:p>
-            <w:r>
-              <w:rPr>
-                <w:b w:val="0"/>
-                <w:sz w:val="17"/>
-              </w:rPr>
-            </w:r>
-          </w:p>
-        </w:tc>
-        <w:tc>
-          <w:tcPr>
-            <w:tcW w:type="dxa" w:w="794"/>
-          </w:tcPr>
-          <w:p>
-            <w:r>
-              <w:rPr>
-                <w:b w:val="0"/>
-                <w:sz w:val="17"/>
-              </w:rPr>
-            </w:r>
-          </w:p>
-        </w:tc>
-        <w:tc>
-          <w:tcPr>
-            <w:tcW w:type="dxa" w:w="794"/>
-          </w:tcPr>
-          <w:p>
-            <w:r>
-              <w:rPr>
-                <w:b w:val="0"/>
-                <w:sz w:val="17"/>
-              </w:rPr>
+              <w:t>TC-05</w:t>
             </w:r>
           </w:p>
         </w:tc>
@@ -6635,7 +6718,7 @@
       <w:tr>
         <w:tc>
           <w:tcPr>
-            <w:tcW w:type="dxa" w:w="680"/>
+            <w:tcW w:type="dxa" w:w="510"/>
           </w:tcPr>
           <w:p>
             <w:r>
@@ -6649,6 +6732,48 @@
         </w:tc>
         <w:tc>
           <w:tcPr>
+            <w:tcW w:type="dxa" w:w="850"/>
+          </w:tcPr>
+          <w:p>
+            <w:r>
+              <w:rPr>
+                <w:b w:val="0"/>
+                <w:sz w:val="17"/>
+              </w:rPr>
+              <w:t>REQ-6</w:t>
+            </w:r>
+          </w:p>
+        </w:tc>
+        <w:tc>
+          <w:tcPr>
+            <w:tcW w:type="dxa" w:w="2324"/>
+          </w:tcPr>
+          <w:p>
+            <w:r>
+              <w:rPr>
+                <w:b w:val="0"/>
+                <w:sz w:val="17"/>
+              </w:rPr>
+              <w:t>Admin can create classes (semester + section) and assign students to them</w:t>
+            </w:r>
+          </w:p>
+        </w:tc>
+        <w:tc>
+          <w:tcPr>
+            <w:tcW w:type="dxa" w:w="1247"/>
+          </w:tcPr>
+          <w:p>
+            <w:r>
+              <w:rPr>
+                <w:b w:val="0"/>
+                <w:sz w:val="17"/>
+              </w:rPr>
+              <w:t>academics</w:t>
+            </w:r>
+          </w:p>
+        </w:tc>
+        <w:tc>
+          <w:tcPr>
             <w:tcW w:type="dxa" w:w="907"/>
           </w:tcPr>
           <w:p>
@@ -6657,13 +6782,13 @@
                 <w:b w:val="0"/>
                 <w:sz w:val="17"/>
               </w:rPr>
-              <w:t>REQ-6</w:t>
-            </w:r>
-          </w:p>
-        </w:tc>
-        <w:tc>
-          <w:tcPr>
-            <w:tcW w:type="dxa" w:w="3288"/>
+              <w:t>SAD 3.6</w:t>
+            </w:r>
+          </w:p>
+        </w:tc>
+        <w:tc>
+          <w:tcPr>
+            <w:tcW w:type="dxa" w:w="1474"/>
           </w:tcPr>
           <w:p>
             <w:r>
@@ -6671,13 +6796,13 @@
                 <w:b w:val="0"/>
                 <w:sz w:val="17"/>
               </w:rPr>
-              <w:t>Admin can create classes (semester + section) and assign students to them</w:t>
-            </w:r>
-          </w:p>
-        </w:tc>
-        <w:tc>
-          <w:tcPr>
-            <w:tcW w:type="dxa" w:w="907"/>
+              <w:t>academics/admin.py</w:t>
+            </w:r>
+          </w:p>
+        </w:tc>
+        <w:tc>
+          <w:tcPr>
+            <w:tcW w:type="dxa" w:w="1474"/>
           </w:tcPr>
           <w:p>
             <w:r>
@@ -6685,6 +6810,7 @@
                 <w:b w:val="0"/>
                 <w:sz w:val="17"/>
               </w:rPr>
+              <w:t>AcademicsConstraintTests</w:t>
             </w:r>
           </w:p>
         </w:tc>
@@ -6698,45 +6824,7 @@
                 <w:b w:val="0"/>
                 <w:sz w:val="17"/>
               </w:rPr>
-            </w:r>
-          </w:p>
-        </w:tc>
-        <w:tc>
-          <w:tcPr>
-            <w:tcW w:type="dxa" w:w="907"/>
-          </w:tcPr>
-          <w:p>
-            <w:r>
-              <w:rPr>
-                <w:b w:val="0"/>
-                <w:sz w:val="17"/>
-              </w:rPr>
-            </w:r>
-          </w:p>
-        </w:tc>
-        <w:tc>
-          <w:tcPr>
-            <w:tcW w:type="dxa" w:w="794"/>
-          </w:tcPr>
-          <w:p>
-            <w:r>
-              <w:rPr>
-                <w:b w:val="0"/>
-                <w:sz w:val="17"/>
-              </w:rPr>
-            </w:r>
-          </w:p>
-        </w:tc>
-        <w:tc>
-          <w:tcPr>
-            <w:tcW w:type="dxa" w:w="794"/>
-          </w:tcPr>
-          <w:p>
-            <w:r>
-              <w:rPr>
-                <w:b w:val="0"/>
-                <w:sz w:val="17"/>
-              </w:rPr>
+              <w:t>TC-05</w:t>
             </w:r>
           </w:p>
         </w:tc>
@@ -6744,7 +6832,7 @@
       <w:tr>
         <w:tc>
           <w:tcPr>
-            <w:tcW w:type="dxa" w:w="680"/>
+            <w:tcW w:type="dxa" w:w="510"/>
           </w:tcPr>
           <w:p>
             <w:r>
@@ -6758,6 +6846,48 @@
         </w:tc>
         <w:tc>
           <w:tcPr>
+            <w:tcW w:type="dxa" w:w="850"/>
+          </w:tcPr>
+          <w:p>
+            <w:r>
+              <w:rPr>
+                <w:b w:val="0"/>
+                <w:sz w:val="17"/>
+              </w:rPr>
+              <w:t>REQ-7</w:t>
+            </w:r>
+          </w:p>
+        </w:tc>
+        <w:tc>
+          <w:tcPr>
+            <w:tcW w:type="dxa" w:w="2324"/>
+          </w:tcPr>
+          <w:p>
+            <w:r>
+              <w:rPr>
+                <w:b w:val="0"/>
+                <w:sz w:val="17"/>
+              </w:rPr>
+              <w:t>Admin can assign a faculty to a subject for a class</w:t>
+            </w:r>
+          </w:p>
+        </w:tc>
+        <w:tc>
+          <w:tcPr>
+            <w:tcW w:type="dxa" w:w="1247"/>
+          </w:tcPr>
+          <w:p>
+            <w:r>
+              <w:rPr>
+                <w:b w:val="0"/>
+                <w:sz w:val="17"/>
+              </w:rPr>
+              <w:t>academics</w:t>
+            </w:r>
+          </w:p>
+        </w:tc>
+        <w:tc>
+          <w:tcPr>
             <w:tcW w:type="dxa" w:w="907"/>
           </w:tcPr>
           <w:p>
@@ -6766,13 +6896,13 @@
                 <w:b w:val="0"/>
                 <w:sz w:val="17"/>
               </w:rPr>
-              <w:t>REQ-7</w:t>
-            </w:r>
-          </w:p>
-        </w:tc>
-        <w:tc>
-          <w:tcPr>
-            <w:tcW w:type="dxa" w:w="3288"/>
+              <w:t>SAD 3.6</w:t>
+            </w:r>
+          </w:p>
+        </w:tc>
+        <w:tc>
+          <w:tcPr>
+            <w:tcW w:type="dxa" w:w="1474"/>
           </w:tcPr>
           <w:p>
             <w:r>
@@ -6780,13 +6910,13 @@
                 <w:b w:val="0"/>
                 <w:sz w:val="17"/>
               </w:rPr>
-              <w:t>Admin can assign a faculty to a subject for a class</w:t>
-            </w:r>
-          </w:p>
-        </w:tc>
-        <w:tc>
-          <w:tcPr>
-            <w:tcW w:type="dxa" w:w="907"/>
+              <w:t>academics/models.py</w:t>
+            </w:r>
+          </w:p>
+        </w:tc>
+        <w:tc>
+          <w:tcPr>
+            <w:tcW w:type="dxa" w:w="1474"/>
           </w:tcPr>
           <w:p>
             <w:r>
@@ -6794,6 +6924,7 @@
                 <w:b w:val="0"/>
                 <w:sz w:val="17"/>
               </w:rPr>
+              <w:t>AcademicsConstraintTests</w:t>
             </w:r>
           </w:p>
         </w:tc>
@@ -6807,45 +6938,7 @@
                 <w:b w:val="0"/>
                 <w:sz w:val="17"/>
               </w:rPr>
-            </w:r>
-          </w:p>
-        </w:tc>
-        <w:tc>
-          <w:tcPr>
-            <w:tcW w:type="dxa" w:w="907"/>
-          </w:tcPr>
-          <w:p>
-            <w:r>
-              <w:rPr>
-                <w:b w:val="0"/>
-                <w:sz w:val="17"/>
-              </w:rPr>
-            </w:r>
-          </w:p>
-        </w:tc>
-        <w:tc>
-          <w:tcPr>
-            <w:tcW w:type="dxa" w:w="794"/>
-          </w:tcPr>
-          <w:p>
-            <w:r>
-              <w:rPr>
-                <w:b w:val="0"/>
-                <w:sz w:val="17"/>
-              </w:rPr>
-            </w:r>
-          </w:p>
-        </w:tc>
-        <w:tc>
-          <w:tcPr>
-            <w:tcW w:type="dxa" w:w="794"/>
-          </w:tcPr>
-          <w:p>
-            <w:r>
-              <w:rPr>
-                <w:b w:val="0"/>
-                <w:sz w:val="17"/>
-              </w:rPr>
+              <w:t>TC-05</w:t>
             </w:r>
           </w:p>
         </w:tc>
@@ -6853,7 +6946,7 @@
       <w:tr>
         <w:tc>
           <w:tcPr>
-            <w:tcW w:type="dxa" w:w="680"/>
+            <w:tcW w:type="dxa" w:w="510"/>
           </w:tcPr>
           <w:p>
             <w:r>
@@ -6867,6 +6960,48 @@
         </w:tc>
         <w:tc>
           <w:tcPr>
+            <w:tcW w:type="dxa" w:w="850"/>
+          </w:tcPr>
+          <w:p>
+            <w:r>
+              <w:rPr>
+                <w:b w:val="0"/>
+                <w:sz w:val="17"/>
+              </w:rPr>
+              <w:t>REQ-8</w:t>
+            </w:r>
+          </w:p>
+        </w:tc>
+        <w:tc>
+          <w:tcPr>
+            <w:tcW w:type="dxa" w:w="2324"/>
+          </w:tcPr>
+          <w:p>
+            <w:r>
+              <w:rPr>
+                <w:b w:val="0"/>
+                <w:sz w:val="17"/>
+              </w:rPr>
+              <w:t>Faculty can mark each student present or absent for a selected subject, class, date and hour</w:t>
+            </w:r>
+          </w:p>
+        </w:tc>
+        <w:tc>
+          <w:tcPr>
+            <w:tcW w:type="dxa" w:w="1247"/>
+          </w:tcPr>
+          <w:p>
+            <w:r>
+              <w:rPr>
+                <w:b w:val="0"/>
+                <w:sz w:val="17"/>
+              </w:rPr>
+              <w:t>attendance</w:t>
+            </w:r>
+          </w:p>
+        </w:tc>
+        <w:tc>
+          <w:tcPr>
             <w:tcW w:type="dxa" w:w="907"/>
           </w:tcPr>
           <w:p>
@@ -6875,13 +7010,13 @@
                 <w:b w:val="0"/>
                 <w:sz w:val="17"/>
               </w:rPr>
-              <w:t>REQ-8</w:t>
-            </w:r>
-          </w:p>
-        </w:tc>
-        <w:tc>
-          <w:tcPr>
-            <w:tcW w:type="dxa" w:w="3288"/>
+              <w:t>SAD Fig 2</w:t>
+            </w:r>
+          </w:p>
+        </w:tc>
+        <w:tc>
+          <w:tcPr>
+            <w:tcW w:type="dxa" w:w="1474"/>
           </w:tcPr>
           <w:p>
             <w:r>
@@ -6889,13 +7024,13 @@
                 <w:b w:val="0"/>
                 <w:sz w:val="17"/>
               </w:rPr>
-              <w:t>Faculty can mark each student present or absent for a selected subject, class, date and hour</w:t>
-            </w:r>
-          </w:p>
-        </w:tc>
-        <w:tc>
-          <w:tcPr>
-            <w:tcW w:type="dxa" w:w="907"/>
+              <w:t>attendance/views.py</w:t>
+            </w:r>
+          </w:p>
+        </w:tc>
+        <w:tc>
+          <w:tcPr>
+            <w:tcW w:type="dxa" w:w="1474"/>
           </w:tcPr>
           <w:p>
             <w:r>
@@ -6903,6 +7038,7 @@
                 <w:b w:val="0"/>
                 <w:sz w:val="17"/>
               </w:rPr>
+              <w:t>MarkAttendanceTests</w:t>
             </w:r>
           </w:p>
         </w:tc>
@@ -6916,45 +7052,7 @@
                 <w:b w:val="0"/>
                 <w:sz w:val="17"/>
               </w:rPr>
-            </w:r>
-          </w:p>
-        </w:tc>
-        <w:tc>
-          <w:tcPr>
-            <w:tcW w:type="dxa" w:w="907"/>
-          </w:tcPr>
-          <w:p>
-            <w:r>
-              <w:rPr>
-                <w:b w:val="0"/>
-                <w:sz w:val="17"/>
-              </w:rPr>
-            </w:r>
-          </w:p>
-        </w:tc>
-        <w:tc>
-          <w:tcPr>
-            <w:tcW w:type="dxa" w:w="794"/>
-          </w:tcPr>
-          <w:p>
-            <w:r>
-              <w:rPr>
-                <w:b w:val="0"/>
-                <w:sz w:val="17"/>
-              </w:rPr>
-            </w:r>
-          </w:p>
-        </w:tc>
-        <w:tc>
-          <w:tcPr>
-            <w:tcW w:type="dxa" w:w="794"/>
-          </w:tcPr>
-          <w:p>
-            <w:r>
-              <w:rPr>
-                <w:b w:val="0"/>
-                <w:sz w:val="17"/>
-              </w:rPr>
+              <w:t>TC-06</w:t>
             </w:r>
           </w:p>
         </w:tc>
@@ -6962,7 +7060,7 @@
       <w:tr>
         <w:tc>
           <w:tcPr>
-            <w:tcW w:type="dxa" w:w="680"/>
+            <w:tcW w:type="dxa" w:w="510"/>
           </w:tcPr>
           <w:p>
             <w:r>
@@ -6976,6 +7074,48 @@
         </w:tc>
         <w:tc>
           <w:tcPr>
+            <w:tcW w:type="dxa" w:w="850"/>
+          </w:tcPr>
+          <w:p>
+            <w:r>
+              <w:rPr>
+                <w:b w:val="0"/>
+                <w:sz w:val="17"/>
+              </w:rPr>
+              <w:t>REQ-9</w:t>
+            </w:r>
+          </w:p>
+        </w:tc>
+        <w:tc>
+          <w:tcPr>
+            <w:tcW w:type="dxa" w:w="2324"/>
+          </w:tcPr>
+          <w:p>
+            <w:r>
+              <w:rPr>
+                <w:b w:val="0"/>
+                <w:sz w:val="17"/>
+              </w:rPr>
+              <w:t>not allow attendance to be marked twice for the same subject, class, date and hour</w:t>
+            </w:r>
+          </w:p>
+        </w:tc>
+        <w:tc>
+          <w:tcPr>
+            <w:tcW w:type="dxa" w:w="1247"/>
+          </w:tcPr>
+          <w:p>
+            <w:r>
+              <w:rPr>
+                <w:b w:val="0"/>
+                <w:sz w:val="17"/>
+              </w:rPr>
+              <w:t>attendance</w:t>
+            </w:r>
+          </w:p>
+        </w:tc>
+        <w:tc>
+          <w:tcPr>
             <w:tcW w:type="dxa" w:w="907"/>
           </w:tcPr>
           <w:p>
@@ -6984,13 +7124,13 @@
                 <w:b w:val="0"/>
                 <w:sz w:val="17"/>
               </w:rPr>
-              <w:t>REQ-9</w:t>
-            </w:r>
-          </w:p>
-        </w:tc>
-        <w:tc>
-          <w:tcPr>
-            <w:tcW w:type="dxa" w:w="3288"/>
+              <w:t>SAD Fig 2</w:t>
+            </w:r>
+          </w:p>
+        </w:tc>
+        <w:tc>
+          <w:tcPr>
+            <w:tcW w:type="dxa" w:w="1474"/>
           </w:tcPr>
           <w:p>
             <w:r>
@@ -6998,13 +7138,13 @@
                 <w:b w:val="0"/>
                 <w:sz w:val="17"/>
               </w:rPr>
-              <w:t>not allow attendance to be marked twice for the same subject, class, date and hour</w:t>
-            </w:r>
-          </w:p>
-        </w:tc>
-        <w:tc>
-          <w:tcPr>
-            <w:tcW w:type="dxa" w:w="907"/>
+              <w:t>attendance/views.py</w:t>
+            </w:r>
+          </w:p>
+        </w:tc>
+        <w:tc>
+          <w:tcPr>
+            <w:tcW w:type="dxa" w:w="1474"/>
           </w:tcPr>
           <w:p>
             <w:r>
@@ -7012,6 +7152,7 @@
                 <w:b w:val="0"/>
                 <w:sz w:val="17"/>
               </w:rPr>
+              <w:t>MarkAttendanceTests</w:t>
             </w:r>
           </w:p>
         </w:tc>
@@ -7025,45 +7166,7 @@
                 <w:b w:val="0"/>
                 <w:sz w:val="17"/>
               </w:rPr>
-            </w:r>
-          </w:p>
-        </w:tc>
-        <w:tc>
-          <w:tcPr>
-            <w:tcW w:type="dxa" w:w="907"/>
-          </w:tcPr>
-          <w:p>
-            <w:r>
-              <w:rPr>
-                <w:b w:val="0"/>
-                <w:sz w:val="17"/>
-              </w:rPr>
-            </w:r>
-          </w:p>
-        </w:tc>
-        <w:tc>
-          <w:tcPr>
-            <w:tcW w:type="dxa" w:w="794"/>
-          </w:tcPr>
-          <w:p>
-            <w:r>
-              <w:rPr>
-                <w:b w:val="0"/>
-                <w:sz w:val="17"/>
-              </w:rPr>
-            </w:r>
-          </w:p>
-        </w:tc>
-        <w:tc>
-          <w:tcPr>
-            <w:tcW w:type="dxa" w:w="794"/>
-          </w:tcPr>
-          <w:p>
-            <w:r>
-              <w:rPr>
-                <w:b w:val="0"/>
-                <w:sz w:val="17"/>
-              </w:rPr>
+              <w:t>TC-07</w:t>
             </w:r>
           </w:p>
         </w:tc>
@@ -7071,7 +7174,7 @@
       <w:tr>
         <w:tc>
           <w:tcPr>
-            <w:tcW w:type="dxa" w:w="680"/>
+            <w:tcW w:type="dxa" w:w="510"/>
           </w:tcPr>
           <w:p>
             <w:r>
@@ -7085,6 +7188,48 @@
         </w:tc>
         <w:tc>
           <w:tcPr>
+            <w:tcW w:type="dxa" w:w="850"/>
+          </w:tcPr>
+          <w:p>
+            <w:r>
+              <w:rPr>
+                <w:b w:val="0"/>
+                <w:sz w:val="17"/>
+              </w:rPr>
+              <w:t>REQ-10</w:t>
+            </w:r>
+          </w:p>
+        </w:tc>
+        <w:tc>
+          <w:tcPr>
+            <w:tcW w:type="dxa" w:w="2324"/>
+          </w:tcPr>
+          <w:p>
+            <w:r>
+              <w:rPr>
+                <w:b w:val="0"/>
+                <w:sz w:val="17"/>
+              </w:rPr>
+              <w:t>Faculty can update attendance within 3 days of marking it</w:t>
+            </w:r>
+          </w:p>
+        </w:tc>
+        <w:tc>
+          <w:tcPr>
+            <w:tcW w:type="dxa" w:w="1247"/>
+          </w:tcPr>
+          <w:p>
+            <w:r>
+              <w:rPr>
+                <w:b w:val="0"/>
+                <w:sz w:val="17"/>
+              </w:rPr>
+              <w:t>attendance</w:t>
+            </w:r>
+          </w:p>
+        </w:tc>
+        <w:tc>
+          <w:tcPr>
             <w:tcW w:type="dxa" w:w="907"/>
           </w:tcPr>
           <w:p>
@@ -7093,13 +7238,13 @@
                 <w:b w:val="0"/>
                 <w:sz w:val="17"/>
               </w:rPr>
-              <w:t>REQ-10</w:t>
-            </w:r>
-          </w:p>
-        </w:tc>
-        <w:tc>
-          <w:tcPr>
-            <w:tcW w:type="dxa" w:w="3288"/>
+              <w:t>SAD 4.3</w:t>
+            </w:r>
+          </w:p>
+        </w:tc>
+        <w:tc>
+          <w:tcPr>
+            <w:tcW w:type="dxa" w:w="1474"/>
           </w:tcPr>
           <w:p>
             <w:r>
@@ -7107,13 +7252,13 @@
                 <w:b w:val="0"/>
                 <w:sz w:val="17"/>
               </w:rPr>
-              <w:t>Faculty can update attendance within 3 days of marking it</w:t>
-            </w:r>
-          </w:p>
-        </w:tc>
-        <w:tc>
-          <w:tcPr>
-            <w:tcW w:type="dxa" w:w="907"/>
+              <w:t>attendance/views.py</w:t>
+            </w:r>
+          </w:p>
+        </w:tc>
+        <w:tc>
+          <w:tcPr>
+            <w:tcW w:type="dxa" w:w="1474"/>
           </w:tcPr>
           <w:p>
             <w:r>
@@ -7121,6 +7266,7 @@
                 <w:b w:val="0"/>
                 <w:sz w:val="17"/>
               </w:rPr>
+              <w:t>EditAttendanceTests</w:t>
             </w:r>
           </w:p>
         </w:tc>
@@ -7134,45 +7280,7 @@
                 <w:b w:val="0"/>
                 <w:sz w:val="17"/>
               </w:rPr>
-            </w:r>
-          </w:p>
-        </w:tc>
-        <w:tc>
-          <w:tcPr>
-            <w:tcW w:type="dxa" w:w="907"/>
-          </w:tcPr>
-          <w:p>
-            <w:r>
-              <w:rPr>
-                <w:b w:val="0"/>
-                <w:sz w:val="17"/>
-              </w:rPr>
-            </w:r>
-          </w:p>
-        </w:tc>
-        <w:tc>
-          <w:tcPr>
-            <w:tcW w:type="dxa" w:w="794"/>
-          </w:tcPr>
-          <w:p>
-            <w:r>
-              <w:rPr>
-                <w:b w:val="0"/>
-                <w:sz w:val="17"/>
-              </w:rPr>
-            </w:r>
-          </w:p>
-        </w:tc>
-        <w:tc>
-          <w:tcPr>
-            <w:tcW w:type="dxa" w:w="794"/>
-          </w:tcPr>
-          <w:p>
-            <w:r>
-              <w:rPr>
-                <w:b w:val="0"/>
-                <w:sz w:val="17"/>
-              </w:rPr>
+              <w:t>TC-08</w:t>
             </w:r>
           </w:p>
         </w:tc>
@@ -7180,7 +7288,7 @@
       <w:tr>
         <w:tc>
           <w:tcPr>
-            <w:tcW w:type="dxa" w:w="680"/>
+            <w:tcW w:type="dxa" w:w="510"/>
           </w:tcPr>
           <w:p>
             <w:r>
@@ -7194,6 +7302,48 @@
         </w:tc>
         <w:tc>
           <w:tcPr>
+            <w:tcW w:type="dxa" w:w="850"/>
+          </w:tcPr>
+          <w:p>
+            <w:r>
+              <w:rPr>
+                <w:b w:val="0"/>
+                <w:sz w:val="17"/>
+              </w:rPr>
+              <w:t>REQ-11</w:t>
+            </w:r>
+          </w:p>
+        </w:tc>
+        <w:tc>
+          <w:tcPr>
+            <w:tcW w:type="dxa" w:w="2324"/>
+          </w:tcPr>
+          <w:p>
+            <w:r>
+              <w:rPr>
+                <w:b w:val="0"/>
+                <w:sz w:val="17"/>
+              </w:rPr>
+              <w:t>recalculate attendance percentage of each student after every submission</w:t>
+            </w:r>
+          </w:p>
+        </w:tc>
+        <w:tc>
+          <w:tcPr>
+            <w:tcW w:type="dxa" w:w="1247"/>
+          </w:tcPr>
+          <w:p>
+            <w:r>
+              <w:rPr>
+                <w:b w:val="0"/>
+                <w:sz w:val="17"/>
+              </w:rPr>
+              <w:t>attendance</w:t>
+            </w:r>
+          </w:p>
+        </w:tc>
+        <w:tc>
+          <w:tcPr>
             <w:tcW w:type="dxa" w:w="907"/>
           </w:tcPr>
           <w:p>
@@ -7202,13 +7352,13 @@
                 <w:b w:val="0"/>
                 <w:sz w:val="17"/>
               </w:rPr>
-              <w:t>REQ-11</w:t>
-            </w:r>
-          </w:p>
-        </w:tc>
-        <w:tc>
-          <w:tcPr>
-            <w:tcW w:type="dxa" w:w="3288"/>
+              <w:t>SAD 4.1</w:t>
+            </w:r>
+          </w:p>
+        </w:tc>
+        <w:tc>
+          <w:tcPr>
+            <w:tcW w:type="dxa" w:w="1474"/>
           </w:tcPr>
           <w:p>
             <w:r>
@@ -7216,13 +7366,13 @@
                 <w:b w:val="0"/>
                 <w:sz w:val="17"/>
               </w:rPr>
-              <w:t>recalculate attendance percentage of each student after every submission</w:t>
-            </w:r>
-          </w:p>
-        </w:tc>
-        <w:tc>
-          <w:tcPr>
-            <w:tcW w:type="dxa" w:w="907"/>
+              <w:t>attendance/utils.py</w:t>
+            </w:r>
+          </w:p>
+        </w:tc>
+        <w:tc>
+          <w:tcPr>
+            <w:tcW w:type="dxa" w:w="1474"/>
           </w:tcPr>
           <w:p>
             <w:r>
@@ -7230,6 +7380,7 @@
                 <w:b w:val="0"/>
                 <w:sz w:val="17"/>
               </w:rPr>
+              <w:t>AttendancePercentTests</w:t>
             </w:r>
           </w:p>
         </w:tc>
@@ -7243,45 +7394,7 @@
                 <w:b w:val="0"/>
                 <w:sz w:val="17"/>
               </w:rPr>
-            </w:r>
-          </w:p>
-        </w:tc>
-        <w:tc>
-          <w:tcPr>
-            <w:tcW w:type="dxa" w:w="907"/>
-          </w:tcPr>
-          <w:p>
-            <w:r>
-              <w:rPr>
-                <w:b w:val="0"/>
-                <w:sz w:val="17"/>
-              </w:rPr>
-            </w:r>
-          </w:p>
-        </w:tc>
-        <w:tc>
-          <w:tcPr>
-            <w:tcW w:type="dxa" w:w="794"/>
-          </w:tcPr>
-          <w:p>
-            <w:r>
-              <w:rPr>
-                <w:b w:val="0"/>
-                <w:sz w:val="17"/>
-              </w:rPr>
-            </w:r>
-          </w:p>
-        </w:tc>
-        <w:tc>
-          <w:tcPr>
-            <w:tcW w:type="dxa" w:w="794"/>
-          </w:tcPr>
-          <w:p>
-            <w:r>
-              <w:rPr>
-                <w:b w:val="0"/>
-                <w:sz w:val="17"/>
-              </w:rPr>
+              <w:t>TC-09</w:t>
             </w:r>
           </w:p>
         </w:tc>
@@ -7289,7 +7402,7 @@
       <w:tr>
         <w:tc>
           <w:tcPr>
-            <w:tcW w:type="dxa" w:w="680"/>
+            <w:tcW w:type="dxa" w:w="510"/>
           </w:tcPr>
           <w:p>
             <w:r>
@@ -7303,6 +7416,48 @@
         </w:tc>
         <w:tc>
           <w:tcPr>
+            <w:tcW w:type="dxa" w:w="850"/>
+          </w:tcPr>
+          <w:p>
+            <w:r>
+              <w:rPr>
+                <w:b w:val="0"/>
+                <w:sz w:val="17"/>
+              </w:rPr>
+              <w:t>REQ-12</w:t>
+            </w:r>
+          </w:p>
+        </w:tc>
+        <w:tc>
+          <w:tcPr>
+            <w:tcW w:type="dxa" w:w="2324"/>
+          </w:tcPr>
+          <w:p>
+            <w:r>
+              <w:rPr>
+                <w:b w:val="0"/>
+                <w:sz w:val="17"/>
+              </w:rPr>
+              <w:t>Student can view thier attendance percentage for each subject</w:t>
+            </w:r>
+          </w:p>
+        </w:tc>
+        <w:tc>
+          <w:tcPr>
+            <w:tcW w:type="dxa" w:w="1247"/>
+          </w:tcPr>
+          <w:p>
+            <w:r>
+              <w:rPr>
+                <w:b w:val="0"/>
+                <w:sz w:val="17"/>
+              </w:rPr>
+              <w:t>reports</w:t>
+            </w:r>
+          </w:p>
+        </w:tc>
+        <w:tc>
+          <w:tcPr>
             <w:tcW w:type="dxa" w:w="907"/>
           </w:tcPr>
           <w:p>
@@ -7311,13 +7466,13 @@
                 <w:b w:val="0"/>
                 <w:sz w:val="17"/>
               </w:rPr>
-              <w:t>REQ-12</w:t>
-            </w:r>
-          </w:p>
-        </w:tc>
-        <w:tc>
-          <w:tcPr>
-            <w:tcW w:type="dxa" w:w="3288"/>
+              <w:t>SAD 4.3</w:t>
+            </w:r>
+          </w:p>
+        </w:tc>
+        <w:tc>
+          <w:tcPr>
+            <w:tcW w:type="dxa" w:w="1474"/>
           </w:tcPr>
           <w:p>
             <w:r>
@@ -7325,13 +7480,13 @@
                 <w:b w:val="0"/>
                 <w:sz w:val="17"/>
               </w:rPr>
-              <w:t>Student can view thier attendance percentage for each subject</w:t>
-            </w:r>
-          </w:p>
-        </w:tc>
-        <w:tc>
-          <w:tcPr>
-            <w:tcW w:type="dxa" w:w="907"/>
+              <w:t>reports/views.py</w:t>
+            </w:r>
+          </w:p>
+        </w:tc>
+        <w:tc>
+          <w:tcPr>
+            <w:tcW w:type="dxa" w:w="1474"/>
           </w:tcPr>
           <w:p>
             <w:r>
@@ -7339,6 +7494,7 @@
                 <w:b w:val="0"/>
                 <w:sz w:val="17"/>
               </w:rPr>
+              <w:t>-</w:t>
             </w:r>
           </w:p>
         </w:tc>
@@ -7352,45 +7508,7 @@
                 <w:b w:val="0"/>
                 <w:sz w:val="17"/>
               </w:rPr>
-            </w:r>
-          </w:p>
-        </w:tc>
-        <w:tc>
-          <w:tcPr>
-            <w:tcW w:type="dxa" w:w="907"/>
-          </w:tcPr>
-          <w:p>
-            <w:r>
-              <w:rPr>
-                <w:b w:val="0"/>
-                <w:sz w:val="17"/>
-              </w:rPr>
-            </w:r>
-          </w:p>
-        </w:tc>
-        <w:tc>
-          <w:tcPr>
-            <w:tcW w:type="dxa" w:w="794"/>
-          </w:tcPr>
-          <w:p>
-            <w:r>
-              <w:rPr>
-                <w:b w:val="0"/>
-                <w:sz w:val="17"/>
-              </w:rPr>
-            </w:r>
-          </w:p>
-        </w:tc>
-        <w:tc>
-          <w:tcPr>
-            <w:tcW w:type="dxa" w:w="794"/>
-          </w:tcPr>
-          <w:p>
-            <w:r>
-              <w:rPr>
-                <w:b w:val="0"/>
-                <w:sz w:val="17"/>
-              </w:rPr>
+              <w:t>TC-10</w:t>
             </w:r>
           </w:p>
         </w:tc>
@@ -7398,7 +7516,7 @@
       <w:tr>
         <w:tc>
           <w:tcPr>
-            <w:tcW w:type="dxa" w:w="680"/>
+            <w:tcW w:type="dxa" w:w="510"/>
           </w:tcPr>
           <w:p>
             <w:r>
@@ -7412,6 +7530,48 @@
         </w:tc>
         <w:tc>
           <w:tcPr>
+            <w:tcW w:type="dxa" w:w="850"/>
+          </w:tcPr>
+          <w:p>
+            <w:r>
+              <w:rPr>
+                <w:b w:val="0"/>
+                <w:sz w:val="17"/>
+              </w:rPr>
+              <w:t>REQ-13</w:t>
+            </w:r>
+          </w:p>
+        </w:tc>
+        <w:tc>
+          <w:tcPr>
+            <w:tcW w:type="dxa" w:w="2324"/>
+          </w:tcPr>
+          <w:p>
+            <w:r>
+              <w:rPr>
+                <w:b w:val="0"/>
+                <w:sz w:val="17"/>
+              </w:rPr>
+              <w:t>Faculty/Admin can generate an attendance report for a class and subject between two dates</w:t>
+            </w:r>
+          </w:p>
+        </w:tc>
+        <w:tc>
+          <w:tcPr>
+            <w:tcW w:type="dxa" w:w="1247"/>
+          </w:tcPr>
+          <w:p>
+            <w:r>
+              <w:rPr>
+                <w:b w:val="0"/>
+                <w:sz w:val="17"/>
+              </w:rPr>
+              <w:t>reports</w:t>
+            </w:r>
+          </w:p>
+        </w:tc>
+        <w:tc>
+          <w:tcPr>
             <w:tcW w:type="dxa" w:w="907"/>
           </w:tcPr>
           <w:p>
@@ -7420,13 +7580,13 @@
                 <w:b w:val="0"/>
                 <w:sz w:val="17"/>
               </w:rPr>
-              <w:t>REQ-13</w:t>
-            </w:r>
-          </w:p>
-        </w:tc>
-        <w:tc>
-          <w:tcPr>
-            <w:tcW w:type="dxa" w:w="3288"/>
+              <w:t>SAD 4.3</w:t>
+            </w:r>
+          </w:p>
+        </w:tc>
+        <w:tc>
+          <w:tcPr>
+            <w:tcW w:type="dxa" w:w="1474"/>
           </w:tcPr>
           <w:p>
             <w:r>
@@ -7434,13 +7594,13 @@
                 <w:b w:val="0"/>
                 <w:sz w:val="17"/>
               </w:rPr>
-              <w:t>Faculty/Admin can generate an attendance report for a class and subject between two dates</w:t>
-            </w:r>
-          </w:p>
-        </w:tc>
-        <w:tc>
-          <w:tcPr>
-            <w:tcW w:type="dxa" w:w="907"/>
+              <w:t>reports/services.py</w:t>
+            </w:r>
+          </w:p>
+        </w:tc>
+        <w:tc>
+          <w:tcPr>
+            <w:tcW w:type="dxa" w:w="1474"/>
           </w:tcPr>
           <w:p>
             <w:r>
@@ -7448,6 +7608,7 @@
                 <w:b w:val="0"/>
                 <w:sz w:val="17"/>
               </w:rPr>
+              <w:t>ClassReportTests</w:t>
             </w:r>
           </w:p>
         </w:tc>
@@ -7461,45 +7622,7 @@
                 <w:b w:val="0"/>
                 <w:sz w:val="17"/>
               </w:rPr>
-            </w:r>
-          </w:p>
-        </w:tc>
-        <w:tc>
-          <w:tcPr>
-            <w:tcW w:type="dxa" w:w="907"/>
-          </w:tcPr>
-          <w:p>
-            <w:r>
-              <w:rPr>
-                <w:b w:val="0"/>
-                <w:sz w:val="17"/>
-              </w:rPr>
-            </w:r>
-          </w:p>
-        </w:tc>
-        <w:tc>
-          <w:tcPr>
-            <w:tcW w:type="dxa" w:w="794"/>
-          </w:tcPr>
-          <w:p>
-            <w:r>
-              <w:rPr>
-                <w:b w:val="0"/>
-                <w:sz w:val="17"/>
-              </w:rPr>
-            </w:r>
-          </w:p>
-        </w:tc>
-        <w:tc>
-          <w:tcPr>
-            <w:tcW w:type="dxa" w:w="794"/>
-          </w:tcPr>
-          <w:p>
-            <w:r>
-              <w:rPr>
-                <w:b w:val="0"/>
-                <w:sz w:val="17"/>
-              </w:rPr>
+              <w:t>TC-11</w:t>
             </w:r>
           </w:p>
         </w:tc>
@@ -7507,7 +7630,7 @@
       <w:tr>
         <w:tc>
           <w:tcPr>
-            <w:tcW w:type="dxa" w:w="680"/>
+            <w:tcW w:type="dxa" w:w="510"/>
           </w:tcPr>
           <w:p>
             <w:r>
@@ -7521,6 +7644,48 @@
         </w:tc>
         <w:tc>
           <w:tcPr>
+            <w:tcW w:type="dxa" w:w="850"/>
+          </w:tcPr>
+          <w:p>
+            <w:r>
+              <w:rPr>
+                <w:b w:val="0"/>
+                <w:sz w:val="17"/>
+              </w:rPr>
+              <w:t>REQ-14</w:t>
+            </w:r>
+          </w:p>
+        </w:tc>
+        <w:tc>
+          <w:tcPr>
+            <w:tcW w:type="dxa" w:w="2324"/>
+          </w:tcPr>
+          <w:p>
+            <w:r>
+              <w:rPr>
+                <w:b w:val="0"/>
+                <w:sz w:val="17"/>
+              </w:rPr>
+              <w:t>Report downloadable in PDF and Excel format</w:t>
+            </w:r>
+          </w:p>
+        </w:tc>
+        <w:tc>
+          <w:tcPr>
+            <w:tcW w:type="dxa" w:w="1247"/>
+          </w:tcPr>
+          <w:p>
+            <w:r>
+              <w:rPr>
+                <w:b w:val="0"/>
+                <w:sz w:val="17"/>
+              </w:rPr>
+              <w:t>reports</w:t>
+            </w:r>
+          </w:p>
+        </w:tc>
+        <w:tc>
+          <w:tcPr>
             <w:tcW w:type="dxa" w:w="907"/>
           </w:tcPr>
           <w:p>
@@ -7529,13 +7694,13 @@
                 <w:b w:val="0"/>
                 <w:sz w:val="17"/>
               </w:rPr>
-              <w:t>REQ-14</w:t>
-            </w:r>
-          </w:p>
-        </w:tc>
-        <w:tc>
-          <w:tcPr>
-            <w:tcW w:type="dxa" w:w="3288"/>
+              <w:t>SAD 4.3</w:t>
+            </w:r>
+          </w:p>
+        </w:tc>
+        <w:tc>
+          <w:tcPr>
+            <w:tcW w:type="dxa" w:w="1474"/>
           </w:tcPr>
           <w:p>
             <w:r>
@@ -7543,13 +7708,13 @@
                 <w:b w:val="0"/>
                 <w:sz w:val="17"/>
               </w:rPr>
-              <w:t>Report downloadable in PDF and Excel format</w:t>
-            </w:r>
-          </w:p>
-        </w:tc>
-        <w:tc>
-          <w:tcPr>
-            <w:tcW w:type="dxa" w:w="907"/>
+              <w:t>-</w:t>
+            </w:r>
+          </w:p>
+        </w:tc>
+        <w:tc>
+          <w:tcPr>
+            <w:tcW w:type="dxa" w:w="1474"/>
           </w:tcPr>
           <w:p>
             <w:r>
@@ -7557,6 +7722,7 @@
                 <w:b w:val="0"/>
                 <w:sz w:val="17"/>
               </w:rPr>
+              <w:t>-</w:t>
             </w:r>
           </w:p>
         </w:tc>
@@ -7570,45 +7736,7 @@
                 <w:b w:val="0"/>
                 <w:sz w:val="17"/>
               </w:rPr>
-            </w:r>
-          </w:p>
-        </w:tc>
-        <w:tc>
-          <w:tcPr>
-            <w:tcW w:type="dxa" w:w="907"/>
-          </w:tcPr>
-          <w:p>
-            <w:r>
-              <w:rPr>
-                <w:b w:val="0"/>
-                <w:sz w:val="17"/>
-              </w:rPr>
-            </w:r>
-          </w:p>
-        </w:tc>
-        <w:tc>
-          <w:tcPr>
-            <w:tcW w:type="dxa" w:w="794"/>
-          </w:tcPr>
-          <w:p>
-            <w:r>
-              <w:rPr>
-                <w:b w:val="0"/>
-                <w:sz w:val="17"/>
-              </w:rPr>
-            </w:r>
-          </w:p>
-        </w:tc>
-        <w:tc>
-          <w:tcPr>
-            <w:tcW w:type="dxa" w:w="794"/>
-          </w:tcPr>
-          <w:p>
-            <w:r>
-              <w:rPr>
-                <w:b w:val="0"/>
-                <w:sz w:val="17"/>
-              </w:rPr>
+              <w:t>TC-11</w:t>
             </w:r>
           </w:p>
         </w:tc>
@@ -7616,7 +7744,7 @@
       <w:tr>
         <w:tc>
           <w:tcPr>
-            <w:tcW w:type="dxa" w:w="680"/>
+            <w:tcW w:type="dxa" w:w="510"/>
           </w:tcPr>
           <w:p>
             <w:r>
@@ -7630,6 +7758,48 @@
         </w:tc>
         <w:tc>
           <w:tcPr>
+            <w:tcW w:type="dxa" w:w="850"/>
+          </w:tcPr>
+          <w:p>
+            <w:r>
+              <w:rPr>
+                <w:b w:val="0"/>
+                <w:sz w:val="17"/>
+              </w:rPr>
+              <w:t>REQ-15</w:t>
+            </w:r>
+          </w:p>
+        </w:tc>
+        <w:tc>
+          <w:tcPr>
+            <w:tcW w:type="dxa" w:w="2324"/>
+          </w:tcPr>
+          <w:p>
+            <w:r>
+              <w:rPr>
+                <w:b w:val="0"/>
+                <w:sz w:val="17"/>
+              </w:rPr>
+              <w:t>generate a shortage list of students below 75% attendance</w:t>
+            </w:r>
+          </w:p>
+        </w:tc>
+        <w:tc>
+          <w:tcPr>
+            <w:tcW w:type="dxa" w:w="1247"/>
+          </w:tcPr>
+          <w:p>
+            <w:r>
+              <w:rPr>
+                <w:b w:val="0"/>
+                <w:sz w:val="17"/>
+              </w:rPr>
+              <w:t>reports</w:t>
+            </w:r>
+          </w:p>
+        </w:tc>
+        <w:tc>
+          <w:tcPr>
             <w:tcW w:type="dxa" w:w="907"/>
           </w:tcPr>
           <w:p>
@@ -7638,13 +7808,13 @@
                 <w:b w:val="0"/>
                 <w:sz w:val="17"/>
               </w:rPr>
-              <w:t>REQ-15</w:t>
-            </w:r>
-          </w:p>
-        </w:tc>
-        <w:tc>
-          <w:tcPr>
-            <w:tcW w:type="dxa" w:w="3288"/>
+              <w:t>SAD 4.3</w:t>
+            </w:r>
+          </w:p>
+        </w:tc>
+        <w:tc>
+          <w:tcPr>
+            <w:tcW w:type="dxa" w:w="1474"/>
           </w:tcPr>
           <w:p>
             <w:r>
@@ -7652,13 +7822,13 @@
                 <w:b w:val="0"/>
                 <w:sz w:val="17"/>
               </w:rPr>
-              <w:t>generate a shortage list of students below 75% attendance</w:t>
-            </w:r>
-          </w:p>
-        </w:tc>
-        <w:tc>
-          <w:tcPr>
-            <w:tcW w:type="dxa" w:w="907"/>
+              <w:t>reports/views.py</w:t>
+            </w:r>
+          </w:p>
+        </w:tc>
+        <w:tc>
+          <w:tcPr>
+            <w:tcW w:type="dxa" w:w="1474"/>
           </w:tcPr>
           <w:p>
             <w:r>
@@ -7666,6 +7836,7 @@
                 <w:b w:val="0"/>
                 <w:sz w:val="17"/>
               </w:rPr>
+              <w:t>ShortageListTests</w:t>
             </w:r>
           </w:p>
         </w:tc>
@@ -7679,45 +7850,7 @@
                 <w:b w:val="0"/>
                 <w:sz w:val="17"/>
               </w:rPr>
-            </w:r>
-          </w:p>
-        </w:tc>
-        <w:tc>
-          <w:tcPr>
-            <w:tcW w:type="dxa" w:w="907"/>
-          </w:tcPr>
-          <w:p>
-            <w:r>
-              <w:rPr>
-                <w:b w:val="0"/>
-                <w:sz w:val="17"/>
-              </w:rPr>
-            </w:r>
-          </w:p>
-        </w:tc>
-        <w:tc>
-          <w:tcPr>
-            <w:tcW w:type="dxa" w:w="794"/>
-          </w:tcPr>
-          <w:p>
-            <w:r>
-              <w:rPr>
-                <w:b w:val="0"/>
-                <w:sz w:val="17"/>
-              </w:rPr>
-            </w:r>
-          </w:p>
-        </w:tc>
-        <w:tc>
-          <w:tcPr>
-            <w:tcW w:type="dxa" w:w="794"/>
-          </w:tcPr>
-          <w:p>
-            <w:r>
-              <w:rPr>
-                <w:b w:val="0"/>
-                <w:sz w:val="17"/>
-              </w:rPr>
+              <w:t>TC-12</w:t>
             </w:r>
           </w:p>
         </w:tc>
@@ -7725,7 +7858,7 @@
       <w:tr>
         <w:tc>
           <w:tcPr>
-            <w:tcW w:type="dxa" w:w="680"/>
+            <w:tcW w:type="dxa" w:w="510"/>
           </w:tcPr>
           <w:p>
             <w:r>
@@ -7739,6 +7872,48 @@
         </w:tc>
         <w:tc>
           <w:tcPr>
+            <w:tcW w:type="dxa" w:w="850"/>
+          </w:tcPr>
+          <w:p>
+            <w:r>
+              <w:rPr>
+                <w:b w:val="0"/>
+                <w:sz w:val="17"/>
+              </w:rPr>
+              <w:t>REQ-16</w:t>
+            </w:r>
+          </w:p>
+        </w:tc>
+        <w:tc>
+          <w:tcPr>
+            <w:tcW w:type="dxa" w:w="2324"/>
+          </w:tcPr>
+          <w:p>
+            <w:r>
+              <w:rPr>
+                <w:b w:val="0"/>
+                <w:sz w:val="17"/>
+              </w:rPr>
+              <w:t>send an email to the student when thier attendance in any subject falls below 75%</w:t>
+            </w:r>
+          </w:p>
+        </w:tc>
+        <w:tc>
+          <w:tcPr>
+            <w:tcW w:type="dxa" w:w="1247"/>
+          </w:tcPr>
+          <w:p>
+            <w:r>
+              <w:rPr>
+                <w:b w:val="0"/>
+                <w:sz w:val="17"/>
+              </w:rPr>
+              <w:t>leaves</w:t>
+            </w:r>
+          </w:p>
+        </w:tc>
+        <w:tc>
+          <w:tcPr>
             <w:tcW w:type="dxa" w:w="907"/>
           </w:tcPr>
           <w:p>
@@ -7747,13 +7922,13 @@
                 <w:b w:val="0"/>
                 <w:sz w:val="17"/>
               </w:rPr>
-              <w:t>REQ-16</w:t>
-            </w:r>
-          </w:p>
-        </w:tc>
-        <w:tc>
-          <w:tcPr>
-            <w:tcW w:type="dxa" w:w="3288"/>
+              <w:t>SAD Fig 2</w:t>
+            </w:r>
+          </w:p>
+        </w:tc>
+        <w:tc>
+          <w:tcPr>
+            <w:tcW w:type="dxa" w:w="1474"/>
           </w:tcPr>
           <w:p>
             <w:r>
@@ -7761,13 +7936,13 @@
                 <w:b w:val="0"/>
                 <w:sz w:val="17"/>
               </w:rPr>
-              <w:t>send an email to the student when thier attendance in any subject falls below 75%</w:t>
-            </w:r>
-          </w:p>
-        </w:tc>
-        <w:tc>
-          <w:tcPr>
-            <w:tcW w:type="dxa" w:w="907"/>
+              <w:t>leaves/utils.py</w:t>
+            </w:r>
+          </w:p>
+        </w:tc>
+        <w:tc>
+          <w:tcPr>
+            <w:tcW w:type="dxa" w:w="1474"/>
           </w:tcPr>
           <w:p>
             <w:r>
@@ -7775,6 +7950,7 @@
                 <w:b w:val="0"/>
                 <w:sz w:val="17"/>
               </w:rPr>
+              <w:t>ShortageEmailTests</w:t>
             </w:r>
           </w:p>
         </w:tc>
@@ -7788,45 +7964,7 @@
                 <w:b w:val="0"/>
                 <w:sz w:val="17"/>
               </w:rPr>
-            </w:r>
-          </w:p>
-        </w:tc>
-        <w:tc>
-          <w:tcPr>
-            <w:tcW w:type="dxa" w:w="907"/>
-          </w:tcPr>
-          <w:p>
-            <w:r>
-              <w:rPr>
-                <w:b w:val="0"/>
-                <w:sz w:val="17"/>
-              </w:rPr>
-            </w:r>
-          </w:p>
-        </w:tc>
-        <w:tc>
-          <w:tcPr>
-            <w:tcW w:type="dxa" w:w="794"/>
-          </w:tcPr>
-          <w:p>
-            <w:r>
-              <w:rPr>
-                <w:b w:val="0"/>
-                <w:sz w:val="17"/>
-              </w:rPr>
-            </w:r>
-          </w:p>
-        </w:tc>
-        <w:tc>
-          <w:tcPr>
-            <w:tcW w:type="dxa" w:w="794"/>
-          </w:tcPr>
-          <w:p>
-            <w:r>
-              <w:rPr>
-                <w:b w:val="0"/>
-                <w:sz w:val="17"/>
-              </w:rPr>
+              <w:t>TC-13</w:t>
             </w:r>
           </w:p>
         </w:tc>
@@ -7834,7 +7972,7 @@
       <w:tr>
         <w:tc>
           <w:tcPr>
-            <w:tcW w:type="dxa" w:w="680"/>
+            <w:tcW w:type="dxa" w:w="510"/>
           </w:tcPr>
           <w:p>
             <w:r>
@@ -7848,6 +7986,48 @@
         </w:tc>
         <w:tc>
           <w:tcPr>
+            <w:tcW w:type="dxa" w:w="850"/>
+          </w:tcPr>
+          <w:p>
+            <w:r>
+              <w:rPr>
+                <w:b w:val="0"/>
+                <w:sz w:val="17"/>
+              </w:rPr>
+              <w:t>REQ-17</w:t>
+            </w:r>
+          </w:p>
+        </w:tc>
+        <w:tc>
+          <w:tcPr>
+            <w:tcW w:type="dxa" w:w="2324"/>
+          </w:tcPr>
+          <w:p>
+            <w:r>
+              <w:rPr>
+                <w:b w:val="0"/>
+                <w:sz w:val="17"/>
+              </w:rPr>
+              <w:t>Student can apply for leave by giving dates and reason</w:t>
+            </w:r>
+          </w:p>
+        </w:tc>
+        <w:tc>
+          <w:tcPr>
+            <w:tcW w:type="dxa" w:w="1247"/>
+          </w:tcPr>
+          <w:p>
+            <w:r>
+              <w:rPr>
+                <w:b w:val="0"/>
+                <w:sz w:val="17"/>
+              </w:rPr>
+              <w:t>leaves</w:t>
+            </w:r>
+          </w:p>
+        </w:tc>
+        <w:tc>
+          <w:tcPr>
             <w:tcW w:type="dxa" w:w="907"/>
           </w:tcPr>
           <w:p>
@@ -7856,13 +8036,13 @@
                 <w:b w:val="0"/>
                 <w:sz w:val="17"/>
               </w:rPr>
-              <w:t>REQ-17</w:t>
-            </w:r>
-          </w:p>
-        </w:tc>
-        <w:tc>
-          <w:tcPr>
-            <w:tcW w:type="dxa" w:w="3288"/>
+              <w:t>SAD Fig 3</w:t>
+            </w:r>
+          </w:p>
+        </w:tc>
+        <w:tc>
+          <w:tcPr>
+            <w:tcW w:type="dxa" w:w="1474"/>
           </w:tcPr>
           <w:p>
             <w:r>
@@ -7870,13 +8050,13 @@
                 <w:b w:val="0"/>
                 <w:sz w:val="17"/>
               </w:rPr>
-              <w:t>Student can apply for leave by giving dates and reason</w:t>
-            </w:r>
-          </w:p>
-        </w:tc>
-        <w:tc>
-          <w:tcPr>
-            <w:tcW w:type="dxa" w:w="907"/>
+              <w:t>leaves/views.py</w:t>
+            </w:r>
+          </w:p>
+        </w:tc>
+        <w:tc>
+          <w:tcPr>
+            <w:tcW w:type="dxa" w:w="1474"/>
           </w:tcPr>
           <w:p>
             <w:r>
@@ -7884,6 +8064,7 @@
                 <w:b w:val="0"/>
                 <w:sz w:val="17"/>
               </w:rPr>
+              <w:t>ApplyLeaveTests</w:t>
             </w:r>
           </w:p>
         </w:tc>
@@ -7897,45 +8078,7 @@
                 <w:b w:val="0"/>
                 <w:sz w:val="17"/>
               </w:rPr>
-            </w:r>
-          </w:p>
-        </w:tc>
-        <w:tc>
-          <w:tcPr>
-            <w:tcW w:type="dxa" w:w="907"/>
-          </w:tcPr>
-          <w:p>
-            <w:r>
-              <w:rPr>
-                <w:b w:val="0"/>
-                <w:sz w:val="17"/>
-              </w:rPr>
-            </w:r>
-          </w:p>
-        </w:tc>
-        <w:tc>
-          <w:tcPr>
-            <w:tcW w:type="dxa" w:w="794"/>
-          </w:tcPr>
-          <w:p>
-            <w:r>
-              <w:rPr>
-                <w:b w:val="0"/>
-                <w:sz w:val="17"/>
-              </w:rPr>
-            </w:r>
-          </w:p>
-        </w:tc>
-        <w:tc>
-          <w:tcPr>
-            <w:tcW w:type="dxa" w:w="794"/>
-          </w:tcPr>
-          <w:p>
-            <w:r>
-              <w:rPr>
-                <w:b w:val="0"/>
-                <w:sz w:val="17"/>
-              </w:rPr>
+              <w:t>TC-14</w:t>
             </w:r>
           </w:p>
         </w:tc>
@@ -7943,7 +8086,7 @@
       <w:tr>
         <w:tc>
           <w:tcPr>
-            <w:tcW w:type="dxa" w:w="680"/>
+            <w:tcW w:type="dxa" w:w="510"/>
           </w:tcPr>
           <w:p>
             <w:r>
@@ -7957,6 +8100,48 @@
         </w:tc>
         <w:tc>
           <w:tcPr>
+            <w:tcW w:type="dxa" w:w="850"/>
+          </w:tcPr>
+          <w:p>
+            <w:r>
+              <w:rPr>
+                <w:b w:val="0"/>
+                <w:sz w:val="17"/>
+              </w:rPr>
+              <w:t>REQ-18</w:t>
+            </w:r>
+          </w:p>
+        </w:tc>
+        <w:tc>
+          <w:tcPr>
+            <w:tcW w:type="dxa" w:w="2324"/>
+          </w:tcPr>
+          <w:p>
+            <w:r>
+              <w:rPr>
+                <w:b w:val="0"/>
+                <w:sz w:val="17"/>
+              </w:rPr>
+              <w:t>Faculty can approve or reject a leave request</w:t>
+            </w:r>
+          </w:p>
+        </w:tc>
+        <w:tc>
+          <w:tcPr>
+            <w:tcW w:type="dxa" w:w="1247"/>
+          </w:tcPr>
+          <w:p>
+            <w:r>
+              <w:rPr>
+                <w:b w:val="0"/>
+                <w:sz w:val="17"/>
+              </w:rPr>
+              <w:t>leaves</w:t>
+            </w:r>
+          </w:p>
+        </w:tc>
+        <w:tc>
+          <w:tcPr>
             <w:tcW w:type="dxa" w:w="907"/>
           </w:tcPr>
           <w:p>
@@ -7965,13 +8150,13 @@
                 <w:b w:val="0"/>
                 <w:sz w:val="17"/>
               </w:rPr>
-              <w:t>REQ-18</w:t>
-            </w:r>
-          </w:p>
-        </w:tc>
-        <w:tc>
-          <w:tcPr>
-            <w:tcW w:type="dxa" w:w="3288"/>
+              <w:t>SAD Fig 3</w:t>
+            </w:r>
+          </w:p>
+        </w:tc>
+        <w:tc>
+          <w:tcPr>
+            <w:tcW w:type="dxa" w:w="1474"/>
           </w:tcPr>
           <w:p>
             <w:r>
@@ -7979,13 +8164,13 @@
                 <w:b w:val="0"/>
                 <w:sz w:val="17"/>
               </w:rPr>
-              <w:t>Faculty can approve or reject a leave request</w:t>
-            </w:r>
-          </w:p>
-        </w:tc>
-        <w:tc>
-          <w:tcPr>
-            <w:tcW w:type="dxa" w:w="907"/>
+              <w:t>leaves/views.py</w:t>
+            </w:r>
+          </w:p>
+        </w:tc>
+        <w:tc>
+          <w:tcPr>
+            <w:tcW w:type="dxa" w:w="1474"/>
           </w:tcPr>
           <w:p>
             <w:r>
@@ -7993,6 +8178,7 @@
                 <w:b w:val="0"/>
                 <w:sz w:val="17"/>
               </w:rPr>
+              <w:t>ApproveLeaveTests</w:t>
             </w:r>
           </w:p>
         </w:tc>
@@ -8006,45 +8192,7 @@
                 <w:b w:val="0"/>
                 <w:sz w:val="17"/>
               </w:rPr>
-            </w:r>
-          </w:p>
-        </w:tc>
-        <w:tc>
-          <w:tcPr>
-            <w:tcW w:type="dxa" w:w="907"/>
-          </w:tcPr>
-          <w:p>
-            <w:r>
-              <w:rPr>
-                <w:b w:val="0"/>
-                <w:sz w:val="17"/>
-              </w:rPr>
-            </w:r>
-          </w:p>
-        </w:tc>
-        <w:tc>
-          <w:tcPr>
-            <w:tcW w:type="dxa" w:w="794"/>
-          </w:tcPr>
-          <w:p>
-            <w:r>
-              <w:rPr>
-                <w:b w:val="0"/>
-                <w:sz w:val="17"/>
-              </w:rPr>
-            </w:r>
-          </w:p>
-        </w:tc>
-        <w:tc>
-          <w:tcPr>
-            <w:tcW w:type="dxa" w:w="794"/>
-          </w:tcPr>
-          <w:p>
-            <w:r>
-              <w:rPr>
-                <w:b w:val="0"/>
-                <w:sz w:val="17"/>
-              </w:rPr>
+              <w:t>TC-14</w:t>
             </w:r>
           </w:p>
         </w:tc>
@@ -8052,7 +8200,7 @@
       <w:tr>
         <w:tc>
           <w:tcPr>
-            <w:tcW w:type="dxa" w:w="680"/>
+            <w:tcW w:type="dxa" w:w="510"/>
           </w:tcPr>
           <w:p>
             <w:r>
@@ -8066,6 +8214,48 @@
         </w:tc>
         <w:tc>
           <w:tcPr>
+            <w:tcW w:type="dxa" w:w="850"/>
+          </w:tcPr>
+          <w:p>
+            <w:r>
+              <w:rPr>
+                <w:b w:val="0"/>
+                <w:sz w:val="17"/>
+              </w:rPr>
+              <w:t>REQ-19</w:t>
+            </w:r>
+          </w:p>
+        </w:tc>
+        <w:tc>
+          <w:tcPr>
+            <w:tcW w:type="dxa" w:w="2324"/>
+          </w:tcPr>
+          <w:p>
+            <w:r>
+              <w:rPr>
+                <w:b w:val="0"/>
+                <w:sz w:val="17"/>
+              </w:rPr>
+              <w:t>Approved leave days shall not be counted as absent</w:t>
+            </w:r>
+          </w:p>
+        </w:tc>
+        <w:tc>
+          <w:tcPr>
+            <w:tcW w:type="dxa" w:w="1247"/>
+          </w:tcPr>
+          <w:p>
+            <w:r>
+              <w:rPr>
+                <w:b w:val="0"/>
+                <w:sz w:val="17"/>
+              </w:rPr>
+              <w:t>leaves</w:t>
+            </w:r>
+          </w:p>
+        </w:tc>
+        <w:tc>
+          <w:tcPr>
             <w:tcW w:type="dxa" w:w="907"/>
           </w:tcPr>
           <w:p>
@@ -8074,13 +8264,13 @@
                 <w:b w:val="0"/>
                 <w:sz w:val="17"/>
               </w:rPr>
-              <w:t>REQ-19</w:t>
-            </w:r>
-          </w:p>
-        </w:tc>
-        <w:tc>
-          <w:tcPr>
-            <w:tcW w:type="dxa" w:w="3288"/>
+              <w:t>SAD Fig 3</w:t>
+            </w:r>
+          </w:p>
+        </w:tc>
+        <w:tc>
+          <w:tcPr>
+            <w:tcW w:type="dxa" w:w="1474"/>
           </w:tcPr>
           <w:p>
             <w:r>
@@ -8088,13 +8278,13 @@
                 <w:b w:val="0"/>
                 <w:sz w:val="17"/>
               </w:rPr>
-              <w:t>Approved leave days shall not be counted as absent</w:t>
-            </w:r>
-          </w:p>
-        </w:tc>
-        <w:tc>
-          <w:tcPr>
-            <w:tcW w:type="dxa" w:w="907"/>
+              <w:t>leaves/views.py</w:t>
+            </w:r>
+          </w:p>
+        </w:tc>
+        <w:tc>
+          <w:tcPr>
+            <w:tcW w:type="dxa" w:w="1474"/>
           </w:tcPr>
           <w:p>
             <w:r>
@@ -8102,6 +8292,7 @@
                 <w:b w:val="0"/>
                 <w:sz w:val="17"/>
               </w:rPr>
+              <w:t>ApproveLeaveTests</w:t>
             </w:r>
           </w:p>
         </w:tc>
@@ -8115,45 +8306,7 @@
                 <w:b w:val="0"/>
                 <w:sz w:val="17"/>
               </w:rPr>
-            </w:r>
-          </w:p>
-        </w:tc>
-        <w:tc>
-          <w:tcPr>
-            <w:tcW w:type="dxa" w:w="907"/>
-          </w:tcPr>
-          <w:p>
-            <w:r>
-              <w:rPr>
-                <w:b w:val="0"/>
-                <w:sz w:val="17"/>
-              </w:rPr>
-            </w:r>
-          </w:p>
-        </w:tc>
-        <w:tc>
-          <w:tcPr>
-            <w:tcW w:type="dxa" w:w="794"/>
-          </w:tcPr>
-          <w:p>
-            <w:r>
-              <w:rPr>
-                <w:b w:val="0"/>
-                <w:sz w:val="17"/>
-              </w:rPr>
-            </w:r>
-          </w:p>
-        </w:tc>
-        <w:tc>
-          <w:tcPr>
-            <w:tcW w:type="dxa" w:w="794"/>
-          </w:tcPr>
-          <w:p>
-            <w:r>
-              <w:rPr>
-                <w:b w:val="0"/>
-                <w:sz w:val="17"/>
-              </w:rPr>
+              <w:t>TC-14</w:t>
             </w:r>
           </w:p>
         </w:tc>

--- a/docs/SRS_Team1_SAMS.docx
+++ b/docs/SRS_Team1_SAMS.docx
@@ -6696,7 +6696,7 @@
                 <w:b w:val="0"/>
                 <w:sz w:val="17"/>
               </w:rPr>
-              <w:t>AcademicsConstraintTests</w:t>
+              <w:t>AcademicsConstraintTests (manual: add via admin)</w:t>
             </w:r>
           </w:p>
         </w:tc>
@@ -7494,7 +7494,7 @@
                 <w:b w:val="0"/>
                 <w:sz w:val="17"/>
               </w:rPr>
-              <w:t>-</w:t>
+              <w:t>ApproveLeaveTests (% shown on My attendance)</w:t>
             </w:r>
           </w:p>
         </w:tc>
